--- a/01-嵌入式操作系统及应用/01-教案/嵌入式操作系统及应用-23.docx
+++ b/01-嵌入式操作系统及应用/01-教案/嵌入式操作系统及应用-23.docx
@@ -248,7 +248,6 @@
             <w:insideH w:val="single" w:color="auto" w:sz="4" w:space="0"/>
             <w:insideV w:val="single" w:color="auto" w:sz="4" w:space="0"/>
           </w:tblBorders>
-          <w:shd w:val="clear" w:color="auto" w:fill="FFFFFF"/>
           <w:tblCellMar>
             <w:top w:w="0" w:type="dxa"/>
             <w:left w:w="108" w:type="dxa"/>
@@ -418,7 +417,6 @@
             <w:insideH w:val="single" w:color="auto" w:sz="4" w:space="0"/>
             <w:insideV w:val="single" w:color="auto" w:sz="4" w:space="0"/>
           </w:tblBorders>
-          <w:shd w:val="clear" w:color="auto" w:fill="FFFFFF"/>
           <w:tblCellMar>
             <w:top w:w="0" w:type="dxa"/>
             <w:left w:w="108" w:type="dxa"/>
@@ -501,7 +499,6 @@
             <w:insideH w:val="single" w:color="auto" w:sz="4" w:space="0"/>
             <w:insideV w:val="single" w:color="auto" w:sz="4" w:space="0"/>
           </w:tblBorders>
-          <w:shd w:val="clear" w:color="auto" w:fill="FFFFFF"/>
           <w:tblCellMar>
             <w:top w:w="0" w:type="dxa"/>
             <w:left w:w="108" w:type="dxa"/>
@@ -555,16 +552,23 @@
           <w:p>
             <w:pPr>
               <w:rPr>
+                <w:rFonts w:hint="default" w:ascii="宋体" w:hAnsi="宋体"/>
+                <w:lang w:val="en-US" w:eastAsia="zh-CN"/>
+              </w:rPr>
+            </w:pPr>
+            <w:r>
+              <w:rPr>
                 <w:rFonts w:hint="eastAsia" w:ascii="宋体" w:hAnsi="宋体"/>
                 <w:lang w:eastAsia="zh-CN"/>
               </w:rPr>
-            </w:pPr>
+              <w:t>基础</w:t>
+            </w:r>
             <w:r>
               <w:rPr>
                 <w:rFonts w:hint="eastAsia" w:ascii="宋体" w:hAnsi="宋体"/>
-                <w:lang w:eastAsia="zh-CN"/>
-              </w:rPr>
-              <w:t>案例开发</w:t>
+                <w:lang w:val="en-US" w:eastAsia="zh-CN"/>
+              </w:rPr>
+              <w:t>开发</w:t>
             </w:r>
           </w:p>
           <w:p>
@@ -574,6 +578,8 @@
                 <w:lang w:eastAsia="zh-CN"/>
               </w:rPr>
             </w:pPr>
+            <w:bookmarkStart w:id="0" w:name="_GoBack"/>
+            <w:bookmarkEnd w:id="0"/>
             <w:r>
               <w:rPr>
                 <w:rFonts w:hint="eastAsia" w:ascii="宋体" w:hAnsi="宋体"/>
@@ -670,7 +676,6 @@
             <w:insideH w:val="single" w:color="auto" w:sz="4" w:space="0"/>
             <w:insideV w:val="single" w:color="auto" w:sz="4" w:space="0"/>
           </w:tblBorders>
-          <w:shd w:val="clear" w:color="auto" w:fill="FFFFFF"/>
           <w:tblCellMar>
             <w:top w:w="0" w:type="dxa"/>
             <w:left w:w="108" w:type="dxa"/>
@@ -753,7 +758,6 @@
                 <w:spacing w:val="0"/>
                 <w:sz w:val="17"/>
                 <w:szCs w:val="17"/>
-                <w:bdr w:val="none" w:color="auto" w:sz="0" w:space="0"/>
                 <w:shd w:val="clear" w:fill="F0F0F0"/>
               </w:rPr>
               <w:t>FlashInit()</w:t>
@@ -783,7 +787,6 @@
                 <w:spacing w:val="0"/>
                 <w:sz w:val="17"/>
                 <w:szCs w:val="17"/>
-                <w:bdr w:val="none" w:color="auto" w:sz="0" w:space="0"/>
                 <w:shd w:val="clear" w:fill="F0F0F0"/>
               </w:rPr>
               <w:t>VendorSet()</w:t>
@@ -813,7 +816,6 @@
                 <w:spacing w:val="0"/>
                 <w:sz w:val="17"/>
                 <w:szCs w:val="17"/>
-                <w:bdr w:val="none" w:color="auto" w:sz="0" w:space="0"/>
                 <w:shd w:val="clear" w:fill="F0F0F0"/>
               </w:rPr>
               <w:t>SetApModeOn()</w:t>
@@ -843,7 +845,6 @@
                 <w:spacing w:val="0"/>
                 <w:sz w:val="17"/>
                 <w:szCs w:val="17"/>
-                <w:bdr w:val="none" w:color="auto" w:sz="0" w:space="0"/>
                 <w:shd w:val="clear" w:fill="F0F0F0"/>
               </w:rPr>
               <w:t>socket()</w:t>
@@ -873,7 +874,6 @@
                 <w:spacing w:val="0"/>
                 <w:sz w:val="17"/>
                 <w:szCs w:val="17"/>
-                <w:bdr w:val="none" w:color="auto" w:sz="0" w:space="0"/>
                 <w:shd w:val="clear" w:fill="F0F0F0"/>
               </w:rPr>
               <w:t>bind()</w:t>
@@ -903,7 +903,6 @@
                 <w:spacing w:val="0"/>
                 <w:sz w:val="17"/>
                 <w:szCs w:val="17"/>
-                <w:bdr w:val="none" w:color="auto" w:sz="0" w:space="0"/>
                 <w:shd w:val="clear" w:fill="F0F0F0"/>
               </w:rPr>
               <w:t>listen()</w:t>
@@ -933,7 +932,6 @@
                 <w:spacing w:val="0"/>
                 <w:sz w:val="17"/>
                 <w:szCs w:val="17"/>
-                <w:bdr w:val="none" w:color="auto" w:sz="0" w:space="0"/>
                 <w:shd w:val="clear" w:fill="F0F0F0"/>
               </w:rPr>
               <w:t>BUILD.gn</w:t>
@@ -963,7 +961,6 @@
                 <w:spacing w:val="0"/>
                 <w:sz w:val="17"/>
                 <w:szCs w:val="17"/>
-                <w:bdr w:val="none" w:color="auto" w:sz="0" w:space="0"/>
                 <w:shd w:val="clear" w:fill="F0F0F0"/>
               </w:rPr>
               <w:t>Makefile</w:t>
@@ -1023,7 +1020,6 @@
             <w:insideH w:val="single" w:color="auto" w:sz="4" w:space="0"/>
             <w:insideV w:val="single" w:color="auto" w:sz="4" w:space="0"/>
           </w:tblBorders>
-          <w:shd w:val="clear" w:color="auto" w:fill="FFFFFF"/>
           <w:tblCellMar>
             <w:top w:w="0" w:type="dxa"/>
             <w:left w:w="108" w:type="dxa"/>
@@ -1142,7 +1138,6 @@
                 <w:spacing w:val="0"/>
                 <w:sz w:val="17"/>
                 <w:szCs w:val="17"/>
-                <w:bdr w:val="none" w:color="auto" w:sz="0" w:space="0"/>
                 <w:shd w:val="clear" w:fill="F0F0F0"/>
               </w:rPr>
               <w:t>VendorSet()</w:t>
@@ -1172,7 +1167,6 @@
                 <w:spacing w:val="0"/>
                 <w:sz w:val="17"/>
                 <w:szCs w:val="17"/>
-                <w:bdr w:val="none" w:color="auto" w:sz="0" w:space="0"/>
                 <w:shd w:val="clear" w:fill="F0F0F0"/>
               </w:rPr>
               <w:t>BUILD.gn</w:t>
@@ -1202,7 +1196,6 @@
                 <w:spacing w:val="0"/>
                 <w:sz w:val="17"/>
                 <w:szCs w:val="17"/>
-                <w:bdr w:val="none" w:color="auto" w:sz="0" w:space="0"/>
                 <w:shd w:val="clear" w:fill="F0F0F0"/>
               </w:rPr>
               <w:t>Makefile</w:t>
@@ -1234,6 +1227,7 @@
             <w:insideH w:val="single" w:color="auto" w:sz="4" w:space="0"/>
             <w:insideV w:val="single" w:color="auto" w:sz="4" w:space="0"/>
           </w:tblBorders>
+          <w:shd w:val="clear" w:color="auto" w:fill="FFFFFF"/>
           <w:tblCellMar>
             <w:top w:w="0" w:type="dxa"/>
             <w:left w:w="108" w:type="dxa"/>
@@ -1362,7 +1356,6 @@
                 <w:spacing w:val="0"/>
                 <w:sz w:val="17"/>
                 <w:szCs w:val="17"/>
-                <w:bdr w:val="none" w:color="auto" w:sz="0" w:space="0"/>
                 <w:shd w:val="clear" w:fill="F0F0F0"/>
               </w:rPr>
               <w:t>FlashInit()</w:t>
@@ -1392,7 +1385,6 @@
                 <w:spacing w:val="0"/>
                 <w:sz w:val="17"/>
                 <w:szCs w:val="17"/>
-                <w:bdr w:val="none" w:color="auto" w:sz="0" w:space="0"/>
                 <w:shd w:val="clear" w:fill="F0F0F0"/>
               </w:rPr>
               <w:t>VendorSet()</w:t>
@@ -1450,7 +1442,6 @@
                 <w:spacing w:val="0"/>
                 <w:sz w:val="17"/>
                 <w:szCs w:val="17"/>
-                <w:bdr w:val="none" w:color="auto" w:sz="0" w:space="0"/>
                 <w:shd w:val="clear" w:fill="F0F0F0"/>
               </w:rPr>
               <w:t>socket()</w:t>
@@ -1480,7 +1471,6 @@
                 <w:spacing w:val="0"/>
                 <w:sz w:val="17"/>
                 <w:szCs w:val="17"/>
-                <w:bdr w:val="none" w:color="auto" w:sz="0" w:space="0"/>
                 <w:shd w:val="clear" w:fill="F0F0F0"/>
               </w:rPr>
               <w:t>bind()</w:t>
@@ -1510,7 +1500,6 @@
                 <w:spacing w:val="0"/>
                 <w:sz w:val="17"/>
                 <w:szCs w:val="17"/>
-                <w:bdr w:val="none" w:color="auto" w:sz="0" w:space="0"/>
                 <w:shd w:val="clear" w:fill="F0F0F0"/>
               </w:rPr>
               <w:t>listen()</w:t>
@@ -1540,7 +1529,6 @@
                 <w:spacing w:val="0"/>
                 <w:sz w:val="17"/>
                 <w:szCs w:val="17"/>
-                <w:bdr w:val="none" w:color="auto" w:sz="0" w:space="0"/>
                 <w:shd w:val="clear" w:fill="F0F0F0"/>
               </w:rPr>
               <w:t>accept()</w:t>
@@ -1598,7 +1586,6 @@
                 <w:spacing w:val="0"/>
                 <w:sz w:val="17"/>
                 <w:szCs w:val="17"/>
-                <w:bdr w:val="none" w:color="auto" w:sz="0" w:space="0"/>
                 <w:shd w:val="clear" w:fill="F0F0F0"/>
               </w:rPr>
               <w:t>BUILD.gn</w:t>
@@ -1628,7 +1615,6 @@
                 <w:spacing w:val="0"/>
                 <w:sz w:val="17"/>
                 <w:szCs w:val="17"/>
-                <w:bdr w:val="none" w:color="auto" w:sz="0" w:space="0"/>
                 <w:shd w:val="clear" w:fill="F0F0F0"/>
               </w:rPr>
               <w:t>wifi_ap_example</w:t>
@@ -1658,7 +1644,6 @@
                 <w:spacing w:val="0"/>
                 <w:sz w:val="17"/>
                 <w:szCs w:val="17"/>
-                <w:bdr w:val="none" w:color="auto" w:sz="0" w:space="0"/>
                 <w:shd w:val="clear" w:fill="F0F0F0"/>
               </w:rPr>
               <w:t>Makefile</w:t>
@@ -1688,7 +1673,6 @@
                 <w:spacing w:val="0"/>
                 <w:sz w:val="17"/>
                 <w:szCs w:val="17"/>
-                <w:bdr w:val="none" w:color="auto" w:sz="0" w:space="0"/>
                 <w:shd w:val="clear" w:fill="F0F0F0"/>
               </w:rPr>
               <w:t>-lwifi_ap_example</w:t>
@@ -1774,7 +1758,6 @@
                 <w:spacing w:val="0"/>
                 <w:sz w:val="17"/>
                 <w:szCs w:val="17"/>
-                <w:bdr w:val="none" w:color="auto" w:sz="0" w:space="0"/>
                 <w:shd w:val="clear" w:fill="F0F0F0"/>
               </w:rPr>
               <w:t>VendorSet()</w:t>
@@ -1804,7 +1787,6 @@
                 <w:spacing w:val="0"/>
                 <w:sz w:val="17"/>
                 <w:szCs w:val="17"/>
-                <w:bdr w:val="none" w:color="auto" w:sz="0" w:space="0"/>
                 <w:shd w:val="clear" w:fill="F0F0F0"/>
               </w:rPr>
               <w:t>VENDOR_ID_WIFI_MODE</w:t>
@@ -1862,7 +1844,6 @@
                 <w:spacing w:val="0"/>
                 <w:sz w:val="17"/>
                 <w:szCs w:val="17"/>
-                <w:bdr w:val="none" w:color="auto" w:sz="0" w:space="0"/>
                 <w:shd w:val="clear" w:fill="F0F0F0"/>
               </w:rPr>
               <w:t>htonl()</w:t>
@@ -1892,7 +1873,6 @@
                 <w:spacing w:val="0"/>
                 <w:sz w:val="17"/>
                 <w:szCs w:val="17"/>
-                <w:bdr w:val="none" w:color="auto" w:sz="0" w:space="0"/>
                 <w:shd w:val="clear" w:fill="F0F0F0"/>
               </w:rPr>
               <w:t>htons()</w:t>
@@ -1922,7 +1902,6 @@
                 <w:spacing w:val="0"/>
                 <w:sz w:val="17"/>
                 <w:szCs w:val="17"/>
-                <w:bdr w:val="none" w:color="auto" w:sz="0" w:space="0"/>
                 <w:shd w:val="clear" w:fill="F0F0F0"/>
               </w:rPr>
               <w:t>recv()</w:t>
@@ -1980,7 +1959,6 @@
                 <w:spacing w:val="0"/>
                 <w:sz w:val="17"/>
                 <w:szCs w:val="17"/>
-                <w:bdr w:val="none" w:color="auto" w:sz="0" w:space="0"/>
                 <w:shd w:val="clear" w:fill="F0F0F0"/>
               </w:rPr>
               <w:t>SetApModeOff()</w:t>
@@ -2010,7 +1988,6 @@
                 <w:spacing w:val="0"/>
                 <w:sz w:val="17"/>
                 <w:szCs w:val="17"/>
-                <w:bdr w:val="none" w:color="auto" w:sz="0" w:space="0"/>
                 <w:shd w:val="clear" w:fill="F0F0F0"/>
               </w:rPr>
               <w:t>SetApModeOn()</w:t>
@@ -2136,7 +2113,6 @@
             <w:insideH w:val="single" w:color="auto" w:sz="4" w:space="0"/>
             <w:insideV w:val="single" w:color="auto" w:sz="4" w:space="0"/>
           </w:tblBorders>
-          <w:shd w:val="clear" w:color="auto" w:fill="FFFFFF"/>
           <w:tblCellMar>
             <w:top w:w="0" w:type="dxa"/>
             <w:left w:w="108" w:type="dxa"/>
@@ -2532,7 +2508,6 @@
             <w:insideH w:val="single" w:color="auto" w:sz="4" w:space="0"/>
             <w:insideV w:val="single" w:color="auto" w:sz="4" w:space="0"/>
           </w:tblBorders>
-          <w:shd w:val="clear" w:color="auto" w:fill="FFFFFF"/>
           <w:tblCellMar>
             <w:top w:w="0" w:type="dxa"/>
             <w:left w:w="108" w:type="dxa"/>
@@ -3148,7 +3123,6 @@
                 <w:spacing w:val="0"/>
                 <w:sz w:val="17"/>
                 <w:szCs w:val="17"/>
-                <w:bdr w:val="none" w:color="auto" w:sz="0" w:space="0"/>
                 <w:shd w:val="clear" w:fill="F0F0F0"/>
               </w:rPr>
               <w:t>BUILD.gn</w:t>
@@ -3178,7 +3152,6 @@
                 <w:spacing w:val="0"/>
                 <w:sz w:val="17"/>
                 <w:szCs w:val="17"/>
-                <w:bdr w:val="none" w:color="auto" w:sz="0" w:space="0"/>
                 <w:shd w:val="clear" w:fill="F0F0F0"/>
               </w:rPr>
               <w:t>VendorSet()</w:t>
@@ -3208,7 +3181,6 @@
                 <w:spacing w:val="0"/>
                 <w:sz w:val="17"/>
                 <w:szCs w:val="17"/>
-                <w:bdr w:val="none" w:color="auto" w:sz="0" w:space="0"/>
                 <w:shd w:val="clear" w:fill="F0F0F0"/>
               </w:rPr>
               <w:t>FlashInit()</w:t>
@@ -3303,7 +3275,6 @@
                 <w:spacing w:val="0"/>
                 <w:sz w:val="17"/>
                 <w:szCs w:val="17"/>
-                <w:bdr w:val="none" w:color="auto" w:sz="0" w:space="0"/>
                 <w:shd w:val="clear" w:fill="F0F0F0"/>
               </w:rPr>
               <w:t>BUILD.gn</w:t>
@@ -4315,7 +4286,6 @@
                 <w:spacing w:val="0"/>
                 <w:sz w:val="17"/>
                 <w:szCs w:val="17"/>
-                <w:bdr w:val="none" w:color="auto" w:sz="0" w:space="0"/>
                 <w:shd w:val="clear" w:fill="F0F0F0"/>
               </w:rPr>
               <w:t>FlashInit()</w:t>
@@ -4345,7 +4315,6 @@
                 <w:spacing w:val="0"/>
                 <w:sz w:val="17"/>
                 <w:szCs w:val="17"/>
-                <w:bdr w:val="none" w:color="auto" w:sz="0" w:space="0"/>
                 <w:shd w:val="clear" w:fill="F0F0F0"/>
               </w:rPr>
               <w:t>//device/rockchip/rk2206/adapter/include/lz_hadware.h</w:t>
@@ -4375,7 +4344,6 @@
                 <w:spacing w:val="0"/>
                 <w:sz w:val="17"/>
                 <w:szCs w:val="17"/>
-                <w:bdr w:val="none" w:color="auto" w:sz="0" w:space="0"/>
                 <w:shd w:val="clear" w:fill="F0F0F0"/>
               </w:rPr>
               <w:t>VendorSet()</w:t>
@@ -4433,7 +4401,6 @@
                 <w:spacing w:val="0"/>
                 <w:sz w:val="17"/>
                 <w:szCs w:val="17"/>
-                <w:bdr w:val="none" w:color="auto" w:sz="0" w:space="0"/>
                 <w:shd w:val="clear" w:fill="F0F0F0"/>
               </w:rPr>
               <w:t>VendorSet()</w:t>
@@ -4463,7 +4430,6 @@
                 <w:spacing w:val="0"/>
                 <w:sz w:val="17"/>
                 <w:szCs w:val="17"/>
-                <w:bdr w:val="none" w:color="auto" w:sz="0" w:space="0"/>
                 <w:shd w:val="clear" w:fill="F0F0F0"/>
               </w:rPr>
               <w:t>VENDOR_ID_WIFI_MODE</w:t>
@@ -4493,7 +4459,6 @@
                 <w:spacing w:val="0"/>
                 <w:sz w:val="17"/>
                 <w:szCs w:val="17"/>
-                <w:bdr w:val="none" w:color="auto" w:sz="0" w:space="0"/>
                 <w:shd w:val="clear" w:fill="F0F0F0"/>
               </w:rPr>
               <w:t>vendor.h</w:t>
@@ -4551,7 +4516,6 @@
                 <w:spacing w:val="0"/>
                 <w:sz w:val="17"/>
                 <w:szCs w:val="17"/>
-                <w:bdr w:val="none" w:color="auto" w:sz="0" w:space="0"/>
                 <w:shd w:val="clear" w:fill="F0F0F0"/>
               </w:rPr>
               <w:t>SetApModeOn()</w:t>
@@ -4581,7 +4545,6 @@
                 <w:spacing w:val="0"/>
                 <w:sz w:val="17"/>
                 <w:szCs w:val="17"/>
-                <w:bdr w:val="none" w:color="auto" w:sz="0" w:space="0"/>
                 <w:shd w:val="clear" w:fill="F0F0F0"/>
               </w:rPr>
               <w:t>SetApModeOff()</w:t>
@@ -4611,7 +4574,6 @@
                 <w:spacing w:val="0"/>
                 <w:sz w:val="17"/>
                 <w:szCs w:val="17"/>
-                <w:bdr w:val="none" w:color="auto" w:sz="0" w:space="0"/>
                 <w:shd w:val="clear" w:fill="F0F0F0"/>
               </w:rPr>
               <w:t>//device/rockchip/rk2206/sdk_liteos/board/include/config_network.h</w:t>
@@ -4669,7 +4631,6 @@
                 <w:spacing w:val="0"/>
                 <w:sz w:val="17"/>
                 <w:szCs w:val="17"/>
-                <w:bdr w:val="none" w:color="auto" w:sz="0" w:space="0"/>
                 <w:shd w:val="clear" w:fill="F0F0F0"/>
               </w:rPr>
               <w:t>VendorSet()</w:t>
@@ -4699,7 +4660,6 @@
                 <w:spacing w:val="0"/>
                 <w:sz w:val="17"/>
                 <w:szCs w:val="17"/>
-                <w:bdr w:val="none" w:color="auto" w:sz="0" w:space="0"/>
                 <w:shd w:val="clear" w:fill="F0F0F0"/>
               </w:rPr>
               <w:t>wifi_mode</w:t>
@@ -5075,7 +5035,6 @@
                 <w:spacing w:val="0"/>
                 <w:sz w:val="17"/>
                 <w:szCs w:val="17"/>
-                <w:bdr w:val="none" w:color="auto" w:sz="0" w:space="0"/>
                 <w:shd w:val="clear" w:fill="F0F0F0"/>
               </w:rPr>
               <w:t>BUILD.gn</w:t>
@@ -5105,7 +5064,6 @@
                 <w:spacing w:val="0"/>
                 <w:sz w:val="17"/>
                 <w:szCs w:val="17"/>
-                <w:bdr w:val="none" w:color="auto" w:sz="0" w:space="0"/>
                 <w:shd w:val="clear" w:fill="F0F0F0"/>
               </w:rPr>
               <w:t>wifi_ap_example</w:t>
@@ -5163,7 +5121,6 @@
                 <w:spacing w:val="0"/>
                 <w:sz w:val="17"/>
                 <w:szCs w:val="17"/>
-                <w:bdr w:val="none" w:color="auto" w:sz="0" w:space="0"/>
                 <w:shd w:val="clear" w:fill="F0F0F0"/>
               </w:rPr>
               <w:t>Makefile</w:t>
@@ -5193,7 +5150,6 @@
                 <w:spacing w:val="0"/>
                 <w:sz w:val="17"/>
                 <w:szCs w:val="17"/>
-                <w:bdr w:val="none" w:color="auto" w:sz="0" w:space="0"/>
                 <w:shd w:val="clear" w:fill="F0F0F0"/>
               </w:rPr>
               <w:t>-lwifi_ap_example</w:t>
@@ -5288,7 +5244,6 @@
                 <w:spacing w:val="0"/>
                 <w:sz w:val="17"/>
                 <w:szCs w:val="17"/>
-                <w:bdr w:val="none" w:color="auto" w:sz="0" w:space="0"/>
                 <w:shd w:val="clear" w:fill="F0F0F0"/>
               </w:rPr>
               <w:t>BUILD.gn</w:t>
@@ -5318,7 +5273,6 @@
                 <w:spacing w:val="0"/>
                 <w:sz w:val="17"/>
                 <w:szCs w:val="17"/>
-                <w:bdr w:val="none" w:color="auto" w:sz="0" w:space="0"/>
                 <w:shd w:val="clear" w:fill="F0F0F0"/>
               </w:rPr>
               <w:t>Makefile</w:t>
@@ -5647,7 +5601,6 @@
                 <w:spacing w:val="0"/>
                 <w:sz w:val="17"/>
                 <w:szCs w:val="17"/>
-                <w:bdr w:val="none" w:color="auto" w:sz="0" w:space="0"/>
                 <w:shd w:val="clear" w:fill="F0F0F0"/>
               </w:rPr>
               <w:t>wifi_process()</w:t>
@@ -5677,7 +5630,6 @@
                 <w:spacing w:val="0"/>
                 <w:sz w:val="17"/>
                 <w:szCs w:val="17"/>
-                <w:bdr w:val="none" w:color="auto" w:sz="0" w:space="0"/>
                 <w:shd w:val="clear" w:fill="F0F0F0"/>
               </w:rPr>
               <w:t>memset()</w:t>
@@ -5707,7 +5659,6 @@
                 <w:spacing w:val="0"/>
                 <w:sz w:val="17"/>
                 <w:szCs w:val="17"/>
-                <w:bdr w:val="none" w:color="auto" w:sz="0" w:space="0"/>
                 <w:shd w:val="clear" w:fill="F0F0F0"/>
               </w:rPr>
               <w:t>snprintf()</w:t>
@@ -5765,7 +5716,6 @@
                 <w:spacing w:val="0"/>
                 <w:sz w:val="17"/>
                 <w:szCs w:val="17"/>
-                <w:bdr w:val="none" w:color="auto" w:sz="0" w:space="0"/>
                 <w:shd w:val="clear" w:fill="F0F0F0"/>
               </w:rPr>
               <w:t>wifi_tcp_server()</w:t>
@@ -5795,7 +5745,6 @@
                 <w:spacing w:val="0"/>
                 <w:sz w:val="17"/>
                 <w:szCs w:val="17"/>
-                <w:bdr w:val="none" w:color="auto" w:sz="0" w:space="0"/>
                 <w:shd w:val="clear" w:fill="F0F0F0"/>
               </w:rPr>
               <w:t>socket()</w:t>
@@ -5825,7 +5774,6 @@
                 <w:spacing w:val="0"/>
                 <w:sz w:val="17"/>
                 <w:szCs w:val="17"/>
-                <w:bdr w:val="none" w:color="auto" w:sz="0" w:space="0"/>
                 <w:shd w:val="clear" w:fill="F0F0F0"/>
               </w:rPr>
               <w:t>bind()</w:t>
@@ -5855,7 +5803,6 @@
                 <w:spacing w:val="0"/>
                 <w:sz w:val="17"/>
                 <w:szCs w:val="17"/>
-                <w:bdr w:val="none" w:color="auto" w:sz="0" w:space="0"/>
                 <w:shd w:val="clear" w:fill="F0F0F0"/>
               </w:rPr>
               <w:t>htonl()</w:t>
@@ -6283,7 +6230,6 @@
                 <w:spacing w:val="0"/>
                 <w:sz w:val="17"/>
                 <w:szCs w:val="17"/>
-                <w:bdr w:val="none" w:color="auto" w:sz="0" w:space="0"/>
                 <w:shd w:val="clear" w:fill="F0F0F0"/>
               </w:rPr>
               <w:t>VendorSet()</w:t>
@@ -6313,7 +6259,6 @@
                 <w:spacing w:val="0"/>
                 <w:sz w:val="17"/>
                 <w:szCs w:val="17"/>
-                <w:bdr w:val="none" w:color="auto" w:sz="0" w:space="0"/>
                 <w:shd w:val="clear" w:fill="F0F0F0"/>
               </w:rPr>
               <w:t>BUILD.gn</w:t>
@@ -6467,7 +6412,6 @@
                 <w:spacing w:val="0"/>
                 <w:sz w:val="17"/>
                 <w:szCs w:val="17"/>
-                <w:bdr w:val="none" w:color="auto" w:sz="0" w:space="0"/>
                 <w:shd w:val="clear" w:fill="F0F0F0"/>
               </w:rPr>
               <w:t>wifi_ap_example.c</w:t>
@@ -6497,7 +6441,6 @@
                 <w:spacing w:val="0"/>
                 <w:sz w:val="17"/>
                 <w:szCs w:val="17"/>
-                <w:bdr w:val="none" w:color="auto" w:sz="0" w:space="0"/>
                 <w:shd w:val="clear" w:fill="F0F0F0"/>
               </w:rPr>
               <w:t>wifi_process()</w:t>
@@ -6527,7 +6470,6 @@
                 <w:spacing w:val="0"/>
                 <w:sz w:val="17"/>
                 <w:szCs w:val="17"/>
-                <w:bdr w:val="none" w:color="auto" w:sz="0" w:space="0"/>
                 <w:shd w:val="clear" w:fill="F0F0F0"/>
               </w:rPr>
               <w:t>wifi_tcp_server()</w:t>
@@ -6585,7 +6527,6 @@
                 <w:spacing w:val="0"/>
                 <w:sz w:val="17"/>
                 <w:szCs w:val="17"/>
-                <w:bdr w:val="none" w:color="auto" w:sz="0" w:space="0"/>
                 <w:shd w:val="clear" w:fill="F0F0F0"/>
               </w:rPr>
               <w:t>BUILD.gn</w:t>
@@ -6615,7 +6556,6 @@
                 <w:spacing w:val="0"/>
                 <w:sz w:val="17"/>
                 <w:szCs w:val="17"/>
-                <w:bdr w:val="none" w:color="auto" w:sz="0" w:space="0"/>
                 <w:shd w:val="clear" w:fill="F0F0F0"/>
               </w:rPr>
               <w:t>Makefile</w:t>
@@ -7004,7 +6944,6 @@
                 <w:spacing w:val="0"/>
                 <w:sz w:val="17"/>
                 <w:szCs w:val="17"/>
-                <w:bdr w:val="none" w:color="auto" w:sz="0" w:space="0"/>
                 <w:shd w:val="clear" w:fill="F0F0F0"/>
               </w:rPr>
               <w:t>VENDOR_ID</w:t>
@@ -7739,8 +7678,6 @@
               </w:rPr>
               <w:t>提供全面复习资源，帮助学生查缺补漏，通过档案汇总实现个性化辅导铺垫。</w:t>
             </w:r>
-            <w:bookmarkStart w:id="0" w:name="_GoBack"/>
-            <w:bookmarkEnd w:id="0"/>
           </w:p>
         </w:tc>
       </w:tr>
@@ -7881,7 +7818,7 @@
     <w:lsdException w:uiPriority="99" w:name="HTML Acronym"/>
     <w:lsdException w:uiPriority="99" w:name="HTML Address"/>
     <w:lsdException w:uiPriority="99" w:name="HTML Cite"/>
-    <w:lsdException w:uiPriority="99" w:name="HTML Code"/>
+    <w:lsdException w:qFormat="1" w:uiPriority="99" w:name="HTML Code"/>
     <w:lsdException w:uiPriority="99" w:name="HTML Definition"/>
     <w:lsdException w:uiPriority="99" w:name="HTML Keyboard"/>
     <w:lsdException w:uiPriority="99" w:name="HTML Preformatted"/>
@@ -8207,6 +8144,7 @@
     <w:basedOn w:val="9"/>
     <w:semiHidden/>
     <w:unhideWhenUsed/>
+    <w:qFormat/>
     <w:uiPriority w:val="99"/>
     <w:rPr>
       <w:rFonts w:ascii="Courier New" w:hAnsi="Courier New"/>

--- a/01-嵌入式操作系统及应用/01-教案/嵌入式操作系统及应用-23.docx
+++ b/01-嵌入式操作系统及应用/01-教案/嵌入式操作系统及应用-23.docx
@@ -235,6 +235,21 @@
                 <w:lang w:val="en-US" w:eastAsia="zh-CN"/>
               </w:rPr>
             </w:pPr>
+            <w:r>
+              <w:rPr>
+                <w:rFonts w:ascii="Segoe UI" w:hAnsi="Segoe UI" w:eastAsia="Segoe UI" w:cs="Segoe UI"/>
+                <w:i w:val="0"/>
+                <w:iCs w:val="0"/>
+                <w:caps w:val="0"/>
+                <w:spacing w:val="0"/>
+                <w:sz w:val="16"/>
+                <w:szCs w:val="16"/>
+                <w:shd w:val="clear" w:fill="FBFBFB"/>
+              </w:rPr>
+              <w:t>2025-12-17</w:t>
+            </w:r>
+            <w:bookmarkStart w:id="0" w:name="_GoBack"/>
+            <w:bookmarkEnd w:id="0"/>
           </w:p>
         </w:tc>
       </w:tr>
@@ -248,6 +263,7 @@
             <w:insideH w:val="single" w:color="auto" w:sz="4" w:space="0"/>
             <w:insideV w:val="single" w:color="auto" w:sz="4" w:space="0"/>
           </w:tblBorders>
+          <w:shd w:val="clear" w:color="auto" w:fill="FFFFFF"/>
           <w:tblCellMar>
             <w:top w:w="0" w:type="dxa"/>
             <w:left w:w="108" w:type="dxa"/>
@@ -317,33 +333,6 @@
               </w:rPr>
               <w:t>物联网2411</w:t>
             </w:r>
-            <w:r>
-              <w:rPr>
-                <w:rFonts w:hint="eastAsia" w:ascii="宋体" w:hAnsi="宋体" w:eastAsia="宋体" w:cs="宋体"/>
-                <w:sz w:val="21"/>
-                <w:szCs w:val="21"/>
-                <w:lang w:val="en-US" w:eastAsia="zh-CN"/>
-              </w:rPr>
-              <w:t>|</w:t>
-            </w:r>
-            <w:r>
-              <w:rPr>
-                <w:rFonts w:hint="eastAsia" w:ascii="宋体" w:hAnsi="宋体" w:eastAsia="宋体" w:cs="宋体"/>
-                <w:sz w:val="21"/>
-                <w:szCs w:val="21"/>
-                <w:lang w:eastAsia="zh-CN"/>
-              </w:rPr>
-              <w:t>物联网241</w:t>
-            </w:r>
-            <w:r>
-              <w:rPr>
-                <w:rFonts w:hint="eastAsia" w:ascii="宋体" w:hAnsi="宋体" w:eastAsia="宋体" w:cs="宋体"/>
-                <w:sz w:val="21"/>
-                <w:szCs w:val="21"/>
-                <w:lang w:val="en-US" w:eastAsia="zh-CN"/>
-              </w:rPr>
-              <w:t>2</w:t>
-            </w:r>
           </w:p>
         </w:tc>
         <w:tc>
@@ -417,6 +406,7 @@
             <w:insideH w:val="single" w:color="auto" w:sz="4" w:space="0"/>
             <w:insideV w:val="single" w:color="auto" w:sz="4" w:space="0"/>
           </w:tblBorders>
+          <w:shd w:val="clear" w:color="auto" w:fill="FFFFFF"/>
           <w:tblCellMar>
             <w:top w:w="0" w:type="dxa"/>
             <w:left w:w="108" w:type="dxa"/>
@@ -499,6 +489,7 @@
             <w:insideH w:val="single" w:color="auto" w:sz="4" w:space="0"/>
             <w:insideV w:val="single" w:color="auto" w:sz="4" w:space="0"/>
           </w:tblBorders>
+          <w:shd w:val="clear" w:color="auto" w:fill="FFFFFF"/>
           <w:tblCellMar>
             <w:top w:w="0" w:type="dxa"/>
             <w:left w:w="108" w:type="dxa"/>
@@ -578,8 +569,6 @@
                 <w:lang w:eastAsia="zh-CN"/>
               </w:rPr>
             </w:pPr>
-            <w:bookmarkStart w:id="0" w:name="_GoBack"/>
-            <w:bookmarkEnd w:id="0"/>
             <w:r>
               <w:rPr>
                 <w:rFonts w:hint="eastAsia" w:ascii="宋体" w:hAnsi="宋体"/>
@@ -1020,6 +1009,7 @@
             <w:insideH w:val="single" w:color="auto" w:sz="4" w:space="0"/>
             <w:insideV w:val="single" w:color="auto" w:sz="4" w:space="0"/>
           </w:tblBorders>
+          <w:shd w:val="clear" w:color="auto" w:fill="FFFFFF"/>
           <w:tblCellMar>
             <w:top w:w="0" w:type="dxa"/>
             <w:left w:w="108" w:type="dxa"/>
@@ -2113,6 +2103,7 @@
             <w:insideH w:val="single" w:color="auto" w:sz="4" w:space="0"/>
             <w:insideV w:val="single" w:color="auto" w:sz="4" w:space="0"/>
           </w:tblBorders>
+          <w:shd w:val="clear" w:color="auto" w:fill="FFFFFF"/>
           <w:tblCellMar>
             <w:top w:w="0" w:type="dxa"/>
             <w:left w:w="108" w:type="dxa"/>
@@ -2368,7 +2359,6 @@
             <w:insideH w:val="single" w:color="auto" w:sz="4" w:space="0"/>
             <w:insideV w:val="single" w:color="auto" w:sz="4" w:space="0"/>
           </w:tblBorders>
-          <w:shd w:val="clear" w:color="auto" w:fill="FFFFFF"/>
           <w:tblCellMar>
             <w:top w:w="0" w:type="dxa"/>
             <w:left w:w="108" w:type="dxa"/>

--- a/01-嵌入式操作系统及应用/01-教案/嵌入式操作系统及应用-23.docx
+++ b/01-嵌入式操作系统及应用/01-教案/嵌入式操作系统及应用-23.docx
@@ -237,16 +237,17 @@
             </w:pPr>
             <w:r>
               <w:rPr>
-                <w:rFonts w:ascii="Segoe UI" w:hAnsi="Segoe UI" w:eastAsia="Segoe UI" w:cs="Segoe UI"/>
-                <w:i w:val="0"/>
-                <w:iCs w:val="0"/>
-                <w:caps w:val="0"/>
-                <w:spacing w:val="0"/>
-                <w:sz w:val="16"/>
-                <w:szCs w:val="16"/>
-                <w:shd w:val="clear" w:fill="FBFBFB"/>
-              </w:rPr>
-              <w:t>2025-12-17</w:t>
+                <w:rFonts w:ascii="Noto Sans SC" w:hAnsi="Noto Sans SC" w:eastAsia="Noto Sans SC" w:cs="Noto Sans SC"/>
+                <w:i w:val="0"/>
+                <w:iCs w:val="0"/>
+                <w:caps w:val="0"/>
+                <w:color w:val="000000"/>
+                <w:spacing w:val="0"/>
+                <w:sz w:val="14"/>
+                <w:szCs w:val="14"/>
+                <w:shd w:val="clear" w:fill="FFFFFF"/>
+              </w:rPr>
+              <w:t>2025-12-12</w:t>
             </w:r>
             <w:bookmarkStart w:id="0" w:name="_GoBack"/>
             <w:bookmarkEnd w:id="0"/>
@@ -331,7 +332,16 @@
                 <w:szCs w:val="21"/>
                 <w:lang w:eastAsia="zh-CN"/>
               </w:rPr>
-              <w:t>物联网2411</w:t>
+              <w:t>物联网241</w:t>
+            </w:r>
+            <w:r>
+              <w:rPr>
+                <w:rFonts w:hint="eastAsia" w:ascii="宋体" w:hAnsi="宋体" w:eastAsia="宋体" w:cs="宋体"/>
+                <w:sz w:val="21"/>
+                <w:szCs w:val="21"/>
+                <w:lang w:val="en-US" w:eastAsia="zh-CN"/>
+              </w:rPr>
+              <w:t>2</w:t>
             </w:r>
           </w:p>
         </w:tc>
@@ -665,6 +675,7 @@
             <w:insideH w:val="single" w:color="auto" w:sz="4" w:space="0"/>
             <w:insideV w:val="single" w:color="auto" w:sz="4" w:space="0"/>
           </w:tblBorders>
+          <w:shd w:val="clear" w:color="auto" w:fill="FFFFFF"/>
           <w:tblCellMar>
             <w:top w:w="0" w:type="dxa"/>
             <w:left w:w="108" w:type="dxa"/>
@@ -2009,7 +2020,6 @@
             <w:insideH w:val="single" w:color="auto" w:sz="4" w:space="0"/>
             <w:insideV w:val="single" w:color="auto" w:sz="4" w:space="0"/>
           </w:tblBorders>
-          <w:shd w:val="clear" w:color="auto" w:fill="FFFFFF"/>
           <w:tblCellMar>
             <w:top w:w="0" w:type="dxa"/>
             <w:left w:w="108" w:type="dxa"/>
@@ -2103,7 +2113,6 @@
             <w:insideH w:val="single" w:color="auto" w:sz="4" w:space="0"/>
             <w:insideV w:val="single" w:color="auto" w:sz="4" w:space="0"/>
           </w:tblBorders>
-          <w:shd w:val="clear" w:color="auto" w:fill="FFFFFF"/>
           <w:tblCellMar>
             <w:top w:w="0" w:type="dxa"/>
             <w:left w:w="108" w:type="dxa"/>
@@ -2359,6 +2368,7 @@
             <w:insideH w:val="single" w:color="auto" w:sz="4" w:space="0"/>
             <w:insideV w:val="single" w:color="auto" w:sz="4" w:space="0"/>
           </w:tblBorders>
+          <w:shd w:val="clear" w:color="auto" w:fill="FFFFFF"/>
           <w:tblCellMar>
             <w:top w:w="0" w:type="dxa"/>
             <w:left w:w="108" w:type="dxa"/>
@@ -2633,12 +2643,6 @@
             <w:insideH w:val="single" w:color="000000" w:themeColor="text1" w:sz="8" w:space="0"/>
             <w:insideV w:val="single" w:color="000000" w:themeColor="text1" w:sz="8" w:space="0"/>
           </w:tblBorders>
-          <w:tblCellMar>
-            <w:top w:w="0" w:type="dxa"/>
-            <w:left w:w="0" w:type="dxa"/>
-            <w:bottom w:w="0" w:type="dxa"/>
-            <w:right w:w="0" w:type="dxa"/>
-          </w:tblCellMar>
         </w:tblPrEx>
         <w:trPr>
           <w:trHeight w:val="1304" w:hRule="atLeast"/>
